--- a/A1_introduction/Homework-Block1-HMTM-Students.docx
+++ b/A1_introduction/Homework-Block1-HMTM-Students.docx
@@ -371,14 +371,14 @@
               <w:rPr>
                 <w:lang w:val="en-US"/>
               </w:rPr>
-              <w:t xml:space="preserve"> J</w:t>
+              <w:t xml:space="preserve"> </w:t>
             </w:r>
             <w:proofErr w:type="spellStart"/>
             <w:r>
               <w:rPr>
                 <w:lang w:val="en-US"/>
               </w:rPr>
-              <w:t>upyter</w:t>
+              <w:t>Jupyter</w:t>
             </w:r>
             <w:proofErr w:type="spellEnd"/>
             <w:r>
@@ -545,42 +545,15 @@
           <w:lang w:val="en-US"/>
         </w:rPr>
       </w:pPr>
-      <w:r>
-        <w:rPr>
-          <w:lang w:val="en-US"/>
-        </w:rPr>
-        <w:fldChar w:fldCharType="begin"/>
-      </w:r>
-      <w:r>
-        <w:rPr>
-          <w:lang w:val="en-US"/>
-        </w:rPr>
-        <w:instrText>HYPERLINK "https://github.com/aica-wavelab/aica-assignments/blob/main/A1_introduction/1_tutorial_jupyter_notebook.ipynb"</w:instrText>
-      </w:r>
-      <w:r>
-        <w:rPr>
-          <w:lang w:val="en-US"/>
-        </w:rPr>
-      </w:r>
-      <w:r>
-        <w:rPr>
-          <w:lang w:val="en-US"/>
-        </w:rPr>
-        <w:fldChar w:fldCharType="separate"/>
-      </w:r>
-      <w:r>
-        <w:rPr>
-          <w:rStyle w:val="Hyperlink"/>
-          <w:lang w:val="en-US"/>
-        </w:rPr>
-        <w:t>Introduction</w:t>
-      </w:r>
-      <w:r>
-        <w:rPr>
-          <w:lang w:val="en-US"/>
-        </w:rPr>
-        <w:fldChar w:fldCharType="end"/>
-      </w:r>
+      <w:hyperlink r:id="rId7" w:history="1">
+        <w:r>
+          <w:rPr>
+            <w:rStyle w:val="Hyperlink"/>
+            <w:lang w:val="en-US"/>
+          </w:rPr>
+          <w:t>Introduction</w:t>
+        </w:r>
+      </w:hyperlink>
     </w:p>
     <w:p>
       <w:pPr>
@@ -594,7 +567,7 @@
           <w:lang w:val="en-US"/>
         </w:rPr>
       </w:pPr>
-      <w:hyperlink r:id="rId7" w:history="1">
+      <w:hyperlink r:id="rId8" w:history="1">
         <w:r>
           <w:rPr>
             <w:rStyle w:val="Hyperlink"/>
@@ -616,7 +589,7 @@
           <w:lang w:val="en-US"/>
         </w:rPr>
       </w:pPr>
-      <w:hyperlink r:id="rId8" w:history="1">
+      <w:hyperlink r:id="rId9" w:history="1">
         <w:r>
           <w:rPr>
             <w:rStyle w:val="Hyperlink"/>
@@ -638,7 +611,7 @@
           <w:lang w:val="en-US"/>
         </w:rPr>
       </w:pPr>
-      <w:hyperlink r:id="rId9" w:history="1">
+      <w:hyperlink r:id="rId10" w:history="1">
         <w:r>
           <w:rPr>
             <w:rStyle w:val="Hyperlink"/>
@@ -660,20 +633,13 @@
           <w:lang w:val="en-US"/>
         </w:rPr>
       </w:pPr>
-      <w:hyperlink r:id="rId10" w:history="1">
+      <w:hyperlink r:id="rId11" w:history="1">
         <w:r>
           <w:rPr>
             <w:rStyle w:val="Hyperlink"/>
             <w:lang w:val="en-US"/>
           </w:rPr>
-          <w:t>Function</w:t>
-        </w:r>
-        <w:r>
-          <w:rPr>
-            <w:rStyle w:val="Hyperlink"/>
-            <w:lang w:val="en-US"/>
-          </w:rPr>
-          <w:t>s</w:t>
+          <w:t>Functions</w:t>
         </w:r>
       </w:hyperlink>
       <w:r>
@@ -695,27 +661,13 @@
           <w:lang w:val="en-US"/>
         </w:rPr>
       </w:pPr>
-      <w:hyperlink r:id="rId11" w:history="1">
+      <w:hyperlink r:id="rId12" w:history="1">
         <w:r>
           <w:rPr>
             <w:rStyle w:val="Hyperlink"/>
             <w:lang w:val="en-US"/>
           </w:rPr>
-          <w:t>D</w:t>
-        </w:r>
-        <w:r>
-          <w:rPr>
-            <w:rStyle w:val="Hyperlink"/>
-            <w:lang w:val="en-US"/>
-          </w:rPr>
-          <w:t>a</w:t>
-        </w:r>
-        <w:r>
-          <w:rPr>
-            <w:rStyle w:val="Hyperlink"/>
-            <w:lang w:val="en-US"/>
-          </w:rPr>
-          <w:t>t</w:t>
+          <w:t>Dat</w:t>
         </w:r>
         <w:r>
           <w:rPr>
@@ -812,7 +764,7 @@
           <w:lang w:val="en-US"/>
         </w:rPr>
       </w:pPr>
-      <w:hyperlink r:id="rId12" w:history="1">
+      <w:hyperlink r:id="rId13" w:history="1">
         <w:r>
           <w:rPr>
             <w:rStyle w:val="Hyperlink"/>
@@ -834,7 +786,7 @@
           <w:lang w:val="en-US"/>
         </w:rPr>
       </w:pPr>
-      <w:hyperlink r:id="rId13" w:history="1">
+      <w:hyperlink r:id="rId14" w:history="1">
         <w:r>
           <w:rPr>
             <w:rStyle w:val="Hyperlink"/>
@@ -856,7 +808,7 @@
           <w:lang w:val="en-US"/>
         </w:rPr>
       </w:pPr>
-      <w:hyperlink r:id="rId14" w:history="1">
+      <w:hyperlink r:id="rId15" w:history="1">
         <w:r>
           <w:rPr>
             <w:rStyle w:val="Hyperlink"/>
@@ -878,7 +830,7 @@
           <w:lang w:val="en-US"/>
         </w:rPr>
       </w:pPr>
-      <w:hyperlink r:id="rId15" w:history="1">
+      <w:hyperlink r:id="rId16" w:history="1">
         <w:r>
           <w:rPr>
             <w:rStyle w:val="Hyperlink"/>
@@ -900,7 +852,7 @@
           <w:lang w:val="en-US"/>
         </w:rPr>
       </w:pPr>
-      <w:hyperlink r:id="rId16" w:history="1">
+      <w:hyperlink r:id="rId17" w:history="1">
         <w:r>
           <w:rPr>
             <w:rStyle w:val="Hyperlink"/>
@@ -928,7 +880,7 @@
           <w:lang w:val="en-US"/>
         </w:rPr>
       </w:pPr>
-      <w:hyperlink r:id="rId17" w:history="1">
+      <w:hyperlink r:id="rId18" w:history="1">
         <w:r>
           <w:rPr>
             <w:rStyle w:val="Hyperlink"/>
@@ -1219,8 +1171,8 @@
       </w:pPr>
     </w:p>
     <w:sectPr>
-      <w:headerReference w:type="default" r:id="rId18"/>
-      <w:footerReference w:type="default" r:id="rId19"/>
+      <w:headerReference w:type="default" r:id="rId19"/>
+      <w:footerReference w:type="default" r:id="rId20"/>
       <w:pgSz w:w="11906" w:h="16838"/>
       <w:pgMar w:top="1440" w:right="1440" w:bottom="1200" w:left="1440" w:header="708" w:footer="708" w:gutter="0"/>
       <w:cols w:space="720"/>
